--- a/policies/build/chapters_v2/COP/HCO_COP_16_v2_REWRITE_DRAFT.docx
+++ b/policies/build/chapters_v2/COP/HCO_COP_16_v2_REWRITE_DRAFT.docx
@@ -1564,14 +1564,6 @@
     </w:p>
     <w:p>
       <w:pPr>
-        <w:pStyle w:val="ListNumber"/>
-      </w:pPr>
-      <w:r>
-        <w:t>Guidebook interpretation supplied for COP.16.a through COP.16.e.</w:t>
-      </w:r>
-    </w:p>
-    <w:p>
-      <w:pPr>
         <w:pStyle w:val="Heading1"/>
       </w:pPr>
       <w:r>

--- a/policies/build/chapters_v2/COP/HCO_COP_16_v2_REWRITE_DRAFT.docx
+++ b/policies/build/chapters_v2/COP/HCO_COP_16_v2_REWRITE_DRAFT.docx
@@ -1571,9 +1571,23 @@
       </w:r>
     </w:p>
     <w:p>
-      <w:pPr/>
       <w:r>
-        <w:t>This policy reorganises the supplied COP.16 objective elements and approved plain-language content into policy format. The stop-work text — covering all five high-risk categories (vulnerable, fall, pressure-ulcer, DVT, restraints) — is reproduced exactly as supplied, with role names in plain text (treating doctor; Ward/ICU In-Charge) and no guillemets. The exact monitoring frequency for vulnerable patients (at least twice a day) is preserved verbatim. The validated-tool requirement for fall, pressure-ulcer, and DVT risk is stated as mandatory — a non-validated tool does not satisfy the requirement. The pressure-ulcer OE scope covers both developing and worsening pressure ulcers — both scenarios are preserved and kept separate, and the Non-negotiable rules section states this as a distinct requirement. The eight restraint guidance elements and the two mandatory medical record documentation requirements (reason and time frame) are all preserved exactly.</w:t>
+        <w:t>This document is a template prepared for the guidance of «Hospital Name» and must be reviewed, adapted and formally approved by «Hospital Name» before use. Every entry marked ________ must be completed before the document is issued.</w:t>
+      </w:r>
+    </w:p>
+    <w:p>
+      <w:r>
+        <w:t>The requirements in this document are accreditation requirements of the NABH Full Accreditation Standards for Hospitals, 6th Edition, not duties under a named Act of Parliament. Statutory duties that arise under other documents of «Hospital Name» remain those documents. «Hospital Name» is responsible for verifying any statutory duty that applies to it; this document does not constitute legal advice.</w:t>
+      </w:r>
+    </w:p>
+    <w:p>
+      <w:r>
+        <w:t>The clinical and technical content reflects recognised national and international guidance current at the date of preparation. «Hospital Name» remains responsible for verifying that it is current and consistent with the edition of the accreditation standard against which it is being assessed.</w:t>
+      </w:r>
+    </w:p>
+    <w:p>
+      <w:r>
+        <w:t>This document is not issued by, endorsed by, or affiliated with NABH or any other body named in it. Wording is original; no text has been reproduced from the standards, rules or guidelines referenced.</w:t>
       </w:r>
     </w:p>
     <w:sectPr>
